--- a/My Resume.docx
+++ b/My Resume.docx
@@ -545,7 +545,163 @@
           <w:iCs/>
           <w:color w:val="000000" w:themeColor="text1"/>
         </w:rPr>
-        <w:t>data structure and algorithm in C++</w:t>
+        <w:t xml:space="preserve">data structure and algorithm in </w:t>
+      </w:r>
+      <w:proofErr w:type="gramStart"/>
+      <w:r>
+        <w:rPr>
+          <w:rFonts w:ascii="Constantia" w:hAnsi="Constantia"/>
+          <w:i/>
+          <w:iCs/>
+          <w:color w:val="000000" w:themeColor="text1"/>
+        </w:rPr>
+        <w:t>C++</w:t>
+      </w:r>
+      <w:r>
+        <w:rPr>
+          <w:rFonts w:ascii="Constantia" w:hAnsi="Constantia"/>
+          <w:i/>
+          <w:iCs/>
+          <w:color w:val="000000" w:themeColor="text1"/>
+        </w:rPr>
+        <w:t>.</w:t>
+      </w:r>
+      <w:r>
+        <w:rPr>
+          <w:rFonts w:ascii="Constantia" w:hAnsi="Constantia"/>
+          <w:i/>
+          <w:iCs/>
+          <w:color w:val="000000" w:themeColor="text1"/>
+        </w:rPr>
+        <w:t>(</w:t>
+      </w:r>
+      <w:proofErr w:type="gramEnd"/>
+      <w:r>
+        <w:rPr>
+          <w:rFonts w:ascii="Constantia" w:hAnsi="Constantia"/>
+          <w:i/>
+          <w:iCs/>
+          <w:color w:val="000000" w:themeColor="text1"/>
+        </w:rPr>
+        <w:t xml:space="preserve">Some Data Structure Complete So far – </w:t>
+      </w:r>
+      <w:proofErr w:type="gramStart"/>
+      <w:r>
+        <w:rPr>
+          <w:rFonts w:ascii="Constantia" w:hAnsi="Constantia"/>
+          <w:i/>
+          <w:iCs/>
+          <w:color w:val="000000" w:themeColor="text1"/>
+        </w:rPr>
+        <w:t>Arrays ,</w:t>
+      </w:r>
+      <w:proofErr w:type="gramEnd"/>
+      <w:r>
+        <w:rPr>
+          <w:rFonts w:ascii="Constantia" w:hAnsi="Constantia"/>
+          <w:i/>
+          <w:iCs/>
+          <w:color w:val="000000" w:themeColor="text1"/>
+        </w:rPr>
+        <w:t xml:space="preserve"> </w:t>
+      </w:r>
+      <w:proofErr w:type="gramStart"/>
+      <w:r>
+        <w:rPr>
+          <w:rFonts w:ascii="Constantia" w:hAnsi="Constantia"/>
+          <w:i/>
+          <w:iCs/>
+          <w:color w:val="000000" w:themeColor="text1"/>
+        </w:rPr>
+        <w:t>Strings ,</w:t>
+      </w:r>
+      <w:proofErr w:type="gramEnd"/>
+      <w:r>
+        <w:rPr>
+          <w:rFonts w:ascii="Constantia" w:hAnsi="Constantia"/>
+          <w:i/>
+          <w:iCs/>
+          <w:color w:val="000000" w:themeColor="text1"/>
+        </w:rPr>
+        <w:t xml:space="preserve"> </w:t>
+      </w:r>
+      <w:proofErr w:type="gramStart"/>
+      <w:r>
+        <w:rPr>
+          <w:rFonts w:ascii="Constantia" w:hAnsi="Constantia"/>
+          <w:i/>
+          <w:iCs/>
+          <w:color w:val="000000" w:themeColor="text1"/>
+        </w:rPr>
+        <w:t>Searching ,</w:t>
+      </w:r>
+      <w:proofErr w:type="gramEnd"/>
+      <w:r>
+        <w:rPr>
+          <w:rFonts w:ascii="Constantia" w:hAnsi="Constantia"/>
+          <w:i/>
+          <w:iCs/>
+          <w:color w:val="000000" w:themeColor="text1"/>
+        </w:rPr>
+        <w:t xml:space="preserve"> Sorting </w:t>
+      </w:r>
+      <w:proofErr w:type="gramStart"/>
+      <w:r>
+        <w:rPr>
+          <w:rFonts w:ascii="Constantia" w:hAnsi="Constantia"/>
+          <w:i/>
+          <w:iCs/>
+          <w:color w:val="000000" w:themeColor="text1"/>
+        </w:rPr>
+        <w:t>Technique ,</w:t>
+      </w:r>
+      <w:proofErr w:type="gramEnd"/>
+      <w:r>
+        <w:rPr>
+          <w:rFonts w:ascii="Constantia" w:hAnsi="Constantia"/>
+          <w:i/>
+          <w:iCs/>
+          <w:color w:val="000000" w:themeColor="text1"/>
+        </w:rPr>
+        <w:t xml:space="preserve"> </w:t>
+      </w:r>
+      <w:proofErr w:type="gramStart"/>
+      <w:r>
+        <w:rPr>
+          <w:rFonts w:ascii="Constantia" w:hAnsi="Constantia"/>
+          <w:i/>
+          <w:iCs/>
+          <w:color w:val="000000" w:themeColor="text1"/>
+        </w:rPr>
+        <w:t>Recursion ,</w:t>
+      </w:r>
+      <w:proofErr w:type="gramEnd"/>
+      <w:r>
+        <w:rPr>
+          <w:rFonts w:ascii="Constantia" w:hAnsi="Constantia"/>
+          <w:i/>
+          <w:iCs/>
+          <w:color w:val="000000" w:themeColor="text1"/>
+        </w:rPr>
+        <w:t xml:space="preserve"> Stac</w:t>
+      </w:r>
+      <w:r>
+        <w:rPr>
+          <w:rFonts w:ascii="Constantia" w:hAnsi="Constantia"/>
+          <w:i/>
+          <w:iCs/>
+          <w:color w:val="000000" w:themeColor="text1"/>
+        </w:rPr>
+        <w:t>k &amp;</w:t>
+      </w:r>
+      <w:r>
+        <w:rPr>
+          <w:rFonts w:ascii="Constantia" w:hAnsi="Constantia"/>
+          <w:i/>
+          <w:iCs/>
+          <w:color w:val="000000" w:themeColor="text1"/>
+        </w:rPr>
+        <w:t xml:space="preserve"> Queue)</w:t>
       </w:r>
       <w:r>
         <w:rPr>
@@ -578,36 +734,52 @@
           <w:iCs/>
           <w:color w:val="000000" w:themeColor="text1"/>
         </w:rPr>
-        <w:t xml:space="preserve">Solid understanding </w:t>
-      </w:r>
-      <w:proofErr w:type="gramStart"/>
-      <w:r>
-        <w:rPr>
-          <w:rFonts w:ascii="Constantia" w:hAnsi="Constantia"/>
-          <w:i/>
-          <w:iCs/>
-          <w:color w:val="000000" w:themeColor="text1"/>
-        </w:rPr>
-        <w:t xml:space="preserve">of </w:t>
-      </w:r>
-      <w:r>
-        <w:rPr>
-          <w:rFonts w:ascii="Constantia" w:hAnsi="Constantia"/>
-          <w:i/>
-          <w:iCs/>
-          <w:color w:val="000000" w:themeColor="text1"/>
-        </w:rPr>
-        <w:t xml:space="preserve"> C</w:t>
-      </w:r>
-      <w:proofErr w:type="gramEnd"/>
-      <w:r>
-        <w:rPr>
-          <w:rFonts w:ascii="Constantia" w:hAnsi="Constantia"/>
-          <w:i/>
-          <w:iCs/>
-          <w:color w:val="000000" w:themeColor="text1"/>
-        </w:rPr>
-        <w:t xml:space="preserve"> concepts </w:t>
+        <w:t>C</w:t>
+      </w:r>
+      <w:r>
+        <w:rPr>
+          <w:rFonts w:ascii="Constantia" w:hAnsi="Constantia"/>
+          <w:i/>
+          <w:iCs/>
+          <w:color w:val="000000" w:themeColor="text1"/>
+        </w:rPr>
+        <w:t>urrently</w:t>
+      </w:r>
+      <w:r>
+        <w:rPr>
+          <w:rFonts w:ascii="Constantia" w:hAnsi="Constantia"/>
+          <w:i/>
+          <w:iCs/>
+          <w:color w:val="000000" w:themeColor="text1"/>
+        </w:rPr>
+        <w:t xml:space="preserve"> </w:t>
+      </w:r>
+      <w:r>
+        <w:rPr>
+          <w:rFonts w:ascii="Constantia" w:hAnsi="Constantia"/>
+          <w:i/>
+          <w:iCs/>
+          <w:color w:val="000000" w:themeColor="text1"/>
+        </w:rPr>
+        <w:t xml:space="preserve">learning </w:t>
+      </w:r>
+      <w:r>
+        <w:rPr>
+          <w:rFonts w:ascii="Constantia" w:hAnsi="Constantia"/>
+          <w:i/>
+          <w:iCs/>
+          <w:color w:val="000000" w:themeColor="text1"/>
+        </w:rPr>
+        <w:t xml:space="preserve">Frontend </w:t>
+      </w:r>
+      <w:r>
+        <w:rPr>
+          <w:rFonts w:ascii="Constantia" w:hAnsi="Constantia"/>
+          <w:i/>
+          <w:iCs/>
+          <w:color w:val="000000" w:themeColor="text1"/>
+        </w:rPr>
+        <w:t xml:space="preserve">Web Development </w:t>
       </w:r>
       <w:r>
         <w:rPr>
@@ -626,7 +798,7 @@
           <w:iCs/>
           <w:color w:val="000000" w:themeColor="text1"/>
         </w:rPr>
-        <w:t>Array ,</w:t>
+        <w:t>HTML ,</w:t>
       </w:r>
       <w:proofErr w:type="gramEnd"/>
       <w:r>
@@ -646,60 +818,27 @@
           <w:iCs/>
           <w:color w:val="000000" w:themeColor="text1"/>
         </w:rPr>
-        <w:t>String ,</w:t>
-      </w:r>
-      <w:proofErr w:type="gramEnd"/>
-      <w:r>
-        <w:rPr>
-          <w:rFonts w:ascii="Constantia" w:hAnsi="Constantia"/>
-          <w:i/>
-          <w:iCs/>
-          <w:color w:val="000000" w:themeColor="text1"/>
-        </w:rPr>
-        <w:t xml:space="preserve"> </w:t>
-      </w:r>
-      <w:proofErr w:type="spellStart"/>
-      <w:proofErr w:type="gramStart"/>
-      <w:r>
-        <w:rPr>
-          <w:rFonts w:ascii="Constantia" w:hAnsi="Constantia"/>
-          <w:i/>
-          <w:iCs/>
-          <w:color w:val="000000" w:themeColor="text1"/>
-        </w:rPr>
-        <w:t>maths</w:t>
-      </w:r>
-      <w:proofErr w:type="spellEnd"/>
-      <w:r>
-        <w:rPr>
-          <w:rFonts w:ascii="Constantia" w:hAnsi="Constantia"/>
-          <w:i/>
-          <w:iCs/>
-          <w:color w:val="000000" w:themeColor="text1"/>
-        </w:rPr>
-        <w:t xml:space="preserve"> ,</w:t>
-      </w:r>
-      <w:proofErr w:type="gramEnd"/>
-      <w:r>
-        <w:rPr>
-          <w:rFonts w:ascii="Constantia" w:hAnsi="Constantia"/>
-          <w:i/>
-          <w:iCs/>
-          <w:color w:val="000000" w:themeColor="text1"/>
-        </w:rPr>
-        <w:t xml:space="preserve"> dynamic Programming</w:t>
-      </w:r>
-      <w:proofErr w:type="gramStart"/>
-      <w:r>
-        <w:rPr>
-          <w:rFonts w:ascii="Constantia" w:hAnsi="Constantia"/>
-          <w:i/>
-          <w:iCs/>
-          <w:color w:val="000000" w:themeColor="text1"/>
-        </w:rPr>
-        <w:t>) .</w:t>
-      </w:r>
-      <w:proofErr w:type="gramEnd"/>
+        <w:t>CSS ,</w:t>
+      </w:r>
+      <w:proofErr w:type="gramEnd"/>
+      <w:r>
+        <w:rPr>
+          <w:rFonts w:ascii="Constantia" w:hAnsi="Constantia"/>
+          <w:i/>
+          <w:iCs/>
+          <w:color w:val="000000" w:themeColor="text1"/>
+        </w:rPr>
+        <w:t xml:space="preserve"> Java Script)</w:t>
+      </w:r>
+      <w:r>
+        <w:rPr>
+          <w:rFonts w:ascii="Constantia" w:hAnsi="Constantia"/>
+          <w:i/>
+          <w:iCs/>
+          <w:color w:val="000000" w:themeColor="text1"/>
+        </w:rPr>
+        <w:t>.</w:t>
+      </w:r>
     </w:p>
     <w:p>
       <w:pPr>
@@ -722,6 +861,377 @@
           <w:iCs/>
           <w:color w:val="000000" w:themeColor="text1"/>
         </w:rPr>
+        <w:t xml:space="preserve">Solid understanding </w:t>
+      </w:r>
+      <w:proofErr w:type="gramStart"/>
+      <w:r>
+        <w:rPr>
+          <w:rFonts w:ascii="Constantia" w:hAnsi="Constantia"/>
+          <w:i/>
+          <w:iCs/>
+          <w:color w:val="000000" w:themeColor="text1"/>
+        </w:rPr>
+        <w:t xml:space="preserve">of </w:t>
+      </w:r>
+      <w:r>
+        <w:rPr>
+          <w:rFonts w:ascii="Constantia" w:hAnsi="Constantia"/>
+          <w:i/>
+          <w:iCs/>
+          <w:color w:val="000000" w:themeColor="text1"/>
+        </w:rPr>
+        <w:t xml:space="preserve"> H</w:t>
+      </w:r>
+      <w:r>
+        <w:rPr>
+          <w:rFonts w:ascii="Constantia" w:hAnsi="Constantia"/>
+          <w:i/>
+          <w:iCs/>
+          <w:color w:val="000000" w:themeColor="text1"/>
+        </w:rPr>
+        <w:t>TML</w:t>
+      </w:r>
+      <w:proofErr w:type="gramEnd"/>
+      <w:r>
+        <w:rPr>
+          <w:rFonts w:ascii="Constantia" w:hAnsi="Constantia"/>
+          <w:i/>
+          <w:iCs/>
+          <w:color w:val="000000" w:themeColor="text1"/>
+        </w:rPr>
+        <w:t xml:space="preserve"> concepts.</w:t>
+      </w:r>
+    </w:p>
+    <w:p>
+      <w:pPr>
+        <w:pStyle w:val="ListParagraph"/>
+        <w:numPr>
+          <w:ilvl w:val="0"/>
+          <w:numId w:val="1"/>
+        </w:numPr>
+        <w:rPr>
+          <w:rFonts w:ascii="Constantia" w:hAnsi="Constantia"/>
+          <w:i/>
+          <w:iCs/>
+          <w:color w:val="000000" w:themeColor="text1"/>
+        </w:rPr>
+      </w:pPr>
+      <w:r>
+        <w:rPr>
+          <w:rFonts w:ascii="Constantia" w:hAnsi="Constantia"/>
+          <w:i/>
+          <w:iCs/>
+          <w:color w:val="000000" w:themeColor="text1"/>
+        </w:rPr>
+        <w:t xml:space="preserve">Solid understanding </w:t>
+      </w:r>
+      <w:proofErr w:type="gramStart"/>
+      <w:r>
+        <w:rPr>
+          <w:rFonts w:ascii="Constantia" w:hAnsi="Constantia"/>
+          <w:i/>
+          <w:iCs/>
+          <w:color w:val="000000" w:themeColor="text1"/>
+        </w:rPr>
+        <w:t xml:space="preserve">of </w:t>
+      </w:r>
+      <w:r>
+        <w:rPr>
+          <w:rFonts w:ascii="Constantia" w:hAnsi="Constantia"/>
+          <w:i/>
+          <w:iCs/>
+          <w:color w:val="000000" w:themeColor="text1"/>
+        </w:rPr>
+        <w:t xml:space="preserve"> C</w:t>
+      </w:r>
+      <w:proofErr w:type="gramEnd"/>
+      <w:r>
+        <w:rPr>
+          <w:rFonts w:ascii="Constantia" w:hAnsi="Constantia"/>
+          <w:i/>
+          <w:iCs/>
+          <w:color w:val="000000" w:themeColor="text1"/>
+        </w:rPr>
+        <w:t xml:space="preserve"> concepts </w:t>
+      </w:r>
+      <w:r>
+        <w:rPr>
+          <w:rFonts w:ascii="Constantia" w:hAnsi="Constantia"/>
+          <w:i/>
+          <w:iCs/>
+          <w:color w:val="000000" w:themeColor="text1"/>
+        </w:rPr>
+        <w:t>(</w:t>
+      </w:r>
+      <w:proofErr w:type="gramStart"/>
+      <w:r>
+        <w:rPr>
+          <w:rFonts w:ascii="Constantia" w:hAnsi="Constantia"/>
+          <w:i/>
+          <w:iCs/>
+          <w:color w:val="000000" w:themeColor="text1"/>
+        </w:rPr>
+        <w:t>Array ,</w:t>
+      </w:r>
+      <w:proofErr w:type="gramEnd"/>
+      <w:r>
+        <w:rPr>
+          <w:rFonts w:ascii="Constantia" w:hAnsi="Constantia"/>
+          <w:i/>
+          <w:iCs/>
+          <w:color w:val="000000" w:themeColor="text1"/>
+        </w:rPr>
+        <w:t xml:space="preserve"> </w:t>
+      </w:r>
+      <w:proofErr w:type="gramStart"/>
+      <w:r>
+        <w:rPr>
+          <w:rFonts w:ascii="Constantia" w:hAnsi="Constantia"/>
+          <w:i/>
+          <w:iCs/>
+          <w:color w:val="000000" w:themeColor="text1"/>
+        </w:rPr>
+        <w:t>String ,</w:t>
+      </w:r>
+      <w:proofErr w:type="gramEnd"/>
+      <w:r>
+        <w:rPr>
+          <w:rFonts w:ascii="Constantia" w:hAnsi="Constantia"/>
+          <w:i/>
+          <w:iCs/>
+          <w:color w:val="000000" w:themeColor="text1"/>
+        </w:rPr>
+        <w:t xml:space="preserve"> </w:t>
+      </w:r>
+      <w:proofErr w:type="spellStart"/>
+      <w:proofErr w:type="gramStart"/>
+      <w:r>
+        <w:rPr>
+          <w:rFonts w:ascii="Constantia" w:hAnsi="Constantia"/>
+          <w:i/>
+          <w:iCs/>
+          <w:color w:val="000000" w:themeColor="text1"/>
+        </w:rPr>
+        <w:t>maths</w:t>
+      </w:r>
+      <w:proofErr w:type="spellEnd"/>
+      <w:r>
+        <w:rPr>
+          <w:rFonts w:ascii="Constantia" w:hAnsi="Constantia"/>
+          <w:i/>
+          <w:iCs/>
+          <w:color w:val="000000" w:themeColor="text1"/>
+        </w:rPr>
+        <w:t xml:space="preserve"> ,</w:t>
+      </w:r>
+      <w:proofErr w:type="gramEnd"/>
+      <w:r>
+        <w:rPr>
+          <w:rFonts w:ascii="Constantia" w:hAnsi="Constantia"/>
+          <w:i/>
+          <w:iCs/>
+          <w:color w:val="000000" w:themeColor="text1"/>
+        </w:rPr>
+        <w:t xml:space="preserve"> dynamic Programming</w:t>
+      </w:r>
+      <w:r>
+        <w:rPr>
+          <w:rFonts w:ascii="Constantia" w:hAnsi="Constantia"/>
+          <w:i/>
+          <w:iCs/>
+          <w:color w:val="000000" w:themeColor="text1"/>
+        </w:rPr>
+        <w:t xml:space="preserve"> &amp; </w:t>
+      </w:r>
+      <w:proofErr w:type="spellStart"/>
+      <w:r>
+        <w:rPr>
+          <w:rFonts w:ascii="Constantia" w:hAnsi="Constantia"/>
+          <w:i/>
+          <w:iCs/>
+          <w:color w:val="000000" w:themeColor="text1"/>
+        </w:rPr>
+        <w:t>etc</w:t>
+      </w:r>
+      <w:proofErr w:type="spellEnd"/>
+      <w:proofErr w:type="gramStart"/>
+      <w:r>
+        <w:rPr>
+          <w:rFonts w:ascii="Constantia" w:hAnsi="Constantia"/>
+          <w:i/>
+          <w:iCs/>
+          <w:color w:val="000000" w:themeColor="text1"/>
+        </w:rPr>
+        <w:t>) .</w:t>
+      </w:r>
+      <w:proofErr w:type="gramEnd"/>
+    </w:p>
+    <w:p>
+      <w:pPr>
+        <w:pStyle w:val="ListParagraph"/>
+        <w:numPr>
+          <w:ilvl w:val="0"/>
+          <w:numId w:val="1"/>
+        </w:numPr>
+        <w:rPr>
+          <w:rFonts w:ascii="Constantia" w:hAnsi="Constantia"/>
+          <w:i/>
+          <w:iCs/>
+          <w:color w:val="000000" w:themeColor="text1"/>
+        </w:rPr>
+      </w:pPr>
+      <w:r>
+        <w:rPr>
+          <w:rFonts w:ascii="Constantia" w:hAnsi="Constantia"/>
+          <w:i/>
+          <w:iCs/>
+          <w:color w:val="000000" w:themeColor="text1"/>
+        </w:rPr>
+        <w:t xml:space="preserve">Solid understanding </w:t>
+      </w:r>
+      <w:proofErr w:type="gramStart"/>
+      <w:r>
+        <w:rPr>
+          <w:rFonts w:ascii="Constantia" w:hAnsi="Constantia"/>
+          <w:i/>
+          <w:iCs/>
+          <w:color w:val="000000" w:themeColor="text1"/>
+        </w:rPr>
+        <w:t xml:space="preserve">of </w:t>
+      </w:r>
+      <w:r>
+        <w:rPr>
+          <w:rFonts w:ascii="Constantia" w:hAnsi="Constantia"/>
+          <w:i/>
+          <w:iCs/>
+          <w:color w:val="000000" w:themeColor="text1"/>
+        </w:rPr>
+        <w:t xml:space="preserve"> O</w:t>
+      </w:r>
+      <w:r>
+        <w:rPr>
+          <w:rFonts w:ascii="Constantia" w:hAnsi="Constantia"/>
+          <w:i/>
+          <w:iCs/>
+          <w:color w:val="000000" w:themeColor="text1"/>
+        </w:rPr>
+        <w:t>bject</w:t>
+      </w:r>
+      <w:proofErr w:type="gramEnd"/>
+      <w:r>
+        <w:rPr>
+          <w:rFonts w:ascii="Constantia" w:hAnsi="Constantia"/>
+          <w:i/>
+          <w:iCs/>
+          <w:color w:val="000000" w:themeColor="text1"/>
+        </w:rPr>
+        <w:t xml:space="preserve"> </w:t>
+      </w:r>
+      <w:r>
+        <w:rPr>
+          <w:rFonts w:ascii="Constantia" w:hAnsi="Constantia"/>
+          <w:i/>
+          <w:iCs/>
+          <w:color w:val="000000" w:themeColor="text1"/>
+        </w:rPr>
+        <w:t>O</w:t>
+      </w:r>
+      <w:r>
+        <w:rPr>
+          <w:rFonts w:ascii="Constantia" w:hAnsi="Constantia"/>
+          <w:i/>
+          <w:iCs/>
+          <w:color w:val="000000" w:themeColor="text1"/>
+        </w:rPr>
+        <w:t xml:space="preserve">riented </w:t>
+      </w:r>
+      <w:r>
+        <w:rPr>
+          <w:rFonts w:ascii="Constantia" w:hAnsi="Constantia"/>
+          <w:i/>
+          <w:iCs/>
+          <w:color w:val="000000" w:themeColor="text1"/>
+        </w:rPr>
+        <w:t>P</w:t>
+      </w:r>
+      <w:r>
+        <w:rPr>
+          <w:rFonts w:ascii="Constantia" w:hAnsi="Constantia"/>
+          <w:i/>
+          <w:iCs/>
+          <w:color w:val="000000" w:themeColor="text1"/>
+        </w:rPr>
+        <w:t xml:space="preserve">rogramming </w:t>
+      </w:r>
+      <w:r>
+        <w:rPr>
+          <w:rFonts w:ascii="Constantia" w:hAnsi="Constantia"/>
+          <w:i/>
+          <w:iCs/>
+          <w:color w:val="000000" w:themeColor="text1"/>
+        </w:rPr>
+        <w:t>S</w:t>
+      </w:r>
+      <w:r>
+        <w:rPr>
+          <w:rFonts w:ascii="Constantia" w:hAnsi="Constantia"/>
+          <w:i/>
+          <w:iCs/>
+          <w:color w:val="000000" w:themeColor="text1"/>
+        </w:rPr>
+        <w:t>ystem (OOPS)</w:t>
+      </w:r>
+      <w:r>
+        <w:rPr>
+          <w:rFonts w:ascii="Constantia" w:hAnsi="Constantia"/>
+          <w:i/>
+          <w:iCs/>
+          <w:color w:val="000000" w:themeColor="text1"/>
+        </w:rPr>
+        <w:t xml:space="preserve"> In </w:t>
+      </w:r>
+      <w:proofErr w:type="gramStart"/>
+      <w:r>
+        <w:rPr>
+          <w:rFonts w:ascii="Constantia" w:hAnsi="Constantia"/>
+          <w:i/>
+          <w:iCs/>
+          <w:color w:val="000000" w:themeColor="text1"/>
+        </w:rPr>
+        <w:t>CPP</w:t>
+      </w:r>
+      <w:r>
+        <w:rPr>
+          <w:rFonts w:ascii="Constantia" w:hAnsi="Constantia"/>
+          <w:i/>
+          <w:iCs/>
+          <w:color w:val="000000" w:themeColor="text1"/>
+        </w:rPr>
+        <w:t xml:space="preserve"> .</w:t>
+      </w:r>
+      <w:proofErr w:type="gramEnd"/>
+    </w:p>
+    <w:p>
+      <w:pPr>
+        <w:pStyle w:val="ListParagraph"/>
+        <w:numPr>
+          <w:ilvl w:val="0"/>
+          <w:numId w:val="1"/>
+        </w:numPr>
+        <w:rPr>
+          <w:rFonts w:ascii="Constantia" w:hAnsi="Constantia"/>
+          <w:i/>
+          <w:iCs/>
+          <w:color w:val="000000" w:themeColor="text1"/>
+        </w:rPr>
+      </w:pPr>
+      <w:r>
+        <w:rPr>
+          <w:rFonts w:ascii="Constantia" w:hAnsi="Constantia"/>
+          <w:i/>
+          <w:iCs/>
+          <w:color w:val="000000" w:themeColor="text1"/>
+        </w:rPr>
         <w:t xml:space="preserve">Good </w:t>
       </w:r>
       <w:proofErr w:type="gramStart"/>
@@ -742,19 +1252,57 @@
           <w:iCs/>
           <w:color w:val="000000" w:themeColor="text1"/>
         </w:rPr>
-        <w:t xml:space="preserve"> </w:t>
-      </w:r>
-      <w:proofErr w:type="gramStart"/>
-      <w:r>
-        <w:rPr>
-          <w:rFonts w:ascii="Constantia" w:hAnsi="Constantia"/>
-          <w:i/>
-          <w:iCs/>
-          <w:color w:val="000000" w:themeColor="text1"/>
-        </w:rPr>
-        <w:t>Skills .</w:t>
-      </w:r>
-      <w:proofErr w:type="gramEnd"/>
+        <w:t xml:space="preserve"> Skills </w:t>
+      </w:r>
+      <w:r>
+        <w:rPr>
+          <w:rFonts w:ascii="Constantia" w:hAnsi="Constantia"/>
+          <w:i/>
+          <w:iCs/>
+          <w:color w:val="000000" w:themeColor="text1"/>
+        </w:rPr>
+        <w:t>(</w:t>
+      </w:r>
+      <w:proofErr w:type="spellStart"/>
+      <w:r>
+        <w:rPr>
+          <w:rFonts w:ascii="Constantia" w:hAnsi="Constantia"/>
+          <w:i/>
+          <w:iCs/>
+          <w:color w:val="000000" w:themeColor="text1"/>
+        </w:rPr>
+        <w:t>Leetcode</w:t>
+      </w:r>
+      <w:proofErr w:type="spellEnd"/>
+      <w:r>
+        <w:rPr>
+          <w:rFonts w:ascii="Constantia" w:hAnsi="Constantia"/>
+          <w:i/>
+          <w:iCs/>
+          <w:color w:val="000000" w:themeColor="text1"/>
+        </w:rPr>
+        <w:t xml:space="preserve"> 150</w:t>
+      </w:r>
+      <w:proofErr w:type="gramStart"/>
+      <w:r>
+        <w:rPr>
+          <w:rFonts w:ascii="Constantia" w:hAnsi="Constantia"/>
+          <w:i/>
+          <w:iCs/>
+          <w:color w:val="000000" w:themeColor="text1"/>
+        </w:rPr>
+        <w:t>+ ,</w:t>
+      </w:r>
+      <w:proofErr w:type="gramEnd"/>
+      <w:r>
+        <w:rPr>
+          <w:rFonts w:ascii="Constantia" w:hAnsi="Constantia"/>
+          <w:i/>
+          <w:iCs/>
+          <w:color w:val="000000" w:themeColor="text1"/>
+        </w:rPr>
+        <w:t xml:space="preserve"> Geeks for Geeks 100+).</w:t>
+      </w:r>
     </w:p>
     <w:p>
       <w:pPr>
@@ -922,7 +1470,27 @@
           <w:bCs/>
           <w:color w:val="000000" w:themeColor="text1"/>
         </w:rPr>
-        <w:t xml:space="preserve">(AIML)                09/2025 – </w:t>
+        <w:t>(</w:t>
+      </w:r>
+      <w:proofErr w:type="gramStart"/>
+      <w:r>
+        <w:rPr>
+          <w:rFonts w:ascii="Constantia" w:hAnsi="Constantia" w:cstheme="minorHAnsi"/>
+          <w:b/>
+          <w:bCs/>
+          <w:color w:val="000000" w:themeColor="text1"/>
+        </w:rPr>
+        <w:t xml:space="preserve">AIML)   </w:t>
+      </w:r>
+      <w:proofErr w:type="gramEnd"/>
+      <w:r>
+        <w:rPr>
+          <w:rFonts w:ascii="Constantia" w:hAnsi="Constantia" w:cstheme="minorHAnsi"/>
+          <w:b/>
+          <w:bCs/>
+          <w:color w:val="000000" w:themeColor="text1"/>
+        </w:rPr>
+        <w:t xml:space="preserve">             09/2025 – </w:t>
       </w:r>
       <w:r>
         <w:rPr>
@@ -1281,6 +1849,7 @@
           <w:iCs/>
           <w:color w:val="000000" w:themeColor="text1"/>
         </w:rPr>
+        <w:lastRenderedPageBreak/>
         <w:t>Percentage :</w:t>
       </w:r>
       <w:proofErr w:type="gramEnd"/>
@@ -1495,7 +2064,6 @@
           <w:sz w:val="32"/>
           <w:szCs w:val="32"/>
         </w:rPr>
-        <w:lastRenderedPageBreak/>
         <w:t>SKILLS</w:t>
       </w:r>
       <w:r>
@@ -1601,25 +2169,32 @@
         </w:rPr>
         <w:t xml:space="preserve"> </w:t>
       </w:r>
-      <w:proofErr w:type="gramStart"/>
-      <w:r>
-        <w:rPr>
-          <w:rFonts w:ascii="Constantia" w:hAnsi="Constantia" w:cstheme="minorHAnsi"/>
-          <w:i/>
-          <w:iCs/>
-          <w:color w:val="000000" w:themeColor="text1"/>
-        </w:rPr>
-        <w:t>C++(</w:t>
-      </w:r>
-      <w:proofErr w:type="gramEnd"/>
-      <w:r>
-        <w:rPr>
-          <w:rFonts w:ascii="Constantia" w:hAnsi="Constantia" w:cstheme="minorHAnsi"/>
-          <w:i/>
-          <w:iCs/>
-          <w:color w:val="000000" w:themeColor="text1"/>
-        </w:rPr>
-        <w:t>Data Structure &amp; Algorithms</w:t>
+      <w:r>
+        <w:rPr>
+          <w:rFonts w:ascii="Constantia" w:hAnsi="Constantia" w:cstheme="minorHAnsi"/>
+          <w:i/>
+          <w:iCs/>
+          <w:color w:val="000000" w:themeColor="text1"/>
+        </w:rPr>
+        <w:t>C++</w:t>
+      </w:r>
+      <w:r>
+        <w:rPr>
+          <w:rFonts w:ascii="Constantia" w:hAnsi="Constantia" w:cstheme="minorHAnsi"/>
+          <w:i/>
+          <w:iCs/>
+          <w:color w:val="000000" w:themeColor="text1"/>
+        </w:rPr>
+        <w:t xml:space="preserve"> </w:t>
+      </w:r>
+      <w:r>
+        <w:rPr>
+          <w:rFonts w:ascii="Constantia" w:hAnsi="Constantia" w:cstheme="minorHAnsi"/>
+          <w:i/>
+          <w:iCs/>
+          <w:color w:val="000000" w:themeColor="text1"/>
+        </w:rPr>
+        <w:t>(Data Structure &amp; Algorithms</w:t>
       </w:r>
       <w:proofErr w:type="gramStart"/>
       <w:r>
@@ -1640,6 +2215,15 @@
           <w:color w:val="000000" w:themeColor="text1"/>
         </w:rPr>
         <w:t xml:space="preserve"> </w:t>
+      </w:r>
+      <w:r>
+        <w:rPr>
+          <w:rFonts w:ascii="Constantia" w:hAnsi="Constantia" w:cstheme="minorHAnsi"/>
+          <w:i/>
+          <w:iCs/>
+          <w:color w:val="000000" w:themeColor="text1"/>
+        </w:rPr>
+        <w:t xml:space="preserve">Strong Understanding of </w:t>
       </w:r>
       <w:proofErr w:type="gramStart"/>
       <w:r>
@@ -1837,17 +2421,37 @@
           <w:iCs/>
           <w:color w:val="000000" w:themeColor="text1"/>
         </w:rPr>
-        <w:t xml:space="preserve"> VS </w:t>
-      </w:r>
-      <w:proofErr w:type="gramStart"/>
-      <w:r>
-        <w:rPr>
-          <w:rFonts w:ascii="Constantia" w:hAnsi="Constantia" w:cstheme="minorHAnsi"/>
-          <w:i/>
-          <w:iCs/>
-          <w:color w:val="000000" w:themeColor="text1"/>
-        </w:rPr>
-        <w:t>Code .</w:t>
+        <w:t xml:space="preserve"> VS Code</w:t>
+      </w:r>
+      <w:r>
+        <w:rPr>
+          <w:rFonts w:ascii="Constantia" w:hAnsi="Constantia" w:cstheme="minorHAnsi"/>
+          <w:i/>
+          <w:iCs/>
+          <w:color w:val="000000" w:themeColor="text1"/>
+        </w:rPr>
+        <w:t xml:space="preserve">, Chat </w:t>
+      </w:r>
+      <w:proofErr w:type="spellStart"/>
+      <w:proofErr w:type="gramStart"/>
+      <w:r>
+        <w:rPr>
+          <w:rFonts w:ascii="Constantia" w:hAnsi="Constantia" w:cstheme="minorHAnsi"/>
+          <w:i/>
+          <w:iCs/>
+          <w:color w:val="000000" w:themeColor="text1"/>
+        </w:rPr>
+        <w:t>gpt</w:t>
+      </w:r>
+      <w:proofErr w:type="spellEnd"/>
+      <w:r>
+        <w:rPr>
+          <w:rFonts w:ascii="Constantia" w:hAnsi="Constantia" w:cstheme="minorHAnsi"/>
+          <w:i/>
+          <w:iCs/>
+          <w:color w:val="000000" w:themeColor="text1"/>
+        </w:rPr>
+        <w:t xml:space="preserve"> .</w:t>
       </w:r>
       <w:proofErr w:type="gramEnd"/>
     </w:p>
@@ -1990,6 +2594,15 @@
           <w:iCs/>
           <w:color w:val="000000" w:themeColor="text1"/>
         </w:rPr>
+        <w:t xml:space="preserve"> </w:t>
+      </w:r>
+      <w:r>
+        <w:rPr>
+          <w:rFonts w:ascii="Constantia" w:hAnsi="Constantia" w:cstheme="minorHAnsi"/>
+          <w:i/>
+          <w:iCs/>
+          <w:color w:val="000000" w:themeColor="text1"/>
+        </w:rPr>
         <w:t>– 2026</w:t>
       </w:r>
     </w:p>
@@ -2014,7 +2627,189 @@
           <w:iCs/>
           <w:color w:val="000000" w:themeColor="text1"/>
         </w:rPr>
-        <w:t>Brawl Bits (3.O) Coding Challenge                                                      2025</w:t>
+        <w:t xml:space="preserve">Brawl Bits (3.O) Coding Challenge                                                     </w:t>
+      </w:r>
+      <w:r>
+        <w:rPr>
+          <w:rFonts w:ascii="Constantia" w:hAnsi="Constantia" w:cstheme="minorHAnsi"/>
+          <w:i/>
+          <w:iCs/>
+          <w:color w:val="000000" w:themeColor="text1"/>
+        </w:rPr>
+        <w:t xml:space="preserve"> </w:t>
+      </w:r>
+      <w:r>
+        <w:rPr>
+          <w:rFonts w:ascii="Constantia" w:hAnsi="Constantia" w:cstheme="minorHAnsi"/>
+          <w:i/>
+          <w:iCs/>
+          <w:color w:val="000000" w:themeColor="text1"/>
+        </w:rPr>
+        <w:t>RKGIT --</w:t>
+      </w:r>
+      <w:r>
+        <w:rPr>
+          <w:rFonts w:ascii="Constantia" w:hAnsi="Constantia" w:cstheme="minorHAnsi"/>
+          <w:i/>
+          <w:iCs/>
+          <w:color w:val="000000" w:themeColor="text1"/>
+        </w:rPr>
+        <w:t xml:space="preserve"> 2025</w:t>
+      </w:r>
+    </w:p>
+    <w:p>
+      <w:pPr>
+        <w:pStyle w:val="ListParagraph"/>
+        <w:numPr>
+          <w:ilvl w:val="0"/>
+          <w:numId w:val="5"/>
+        </w:numPr>
+        <w:rPr>
+          <w:rFonts w:ascii="Constantia" w:hAnsi="Constantia" w:cstheme="minorHAnsi"/>
+          <w:i/>
+          <w:iCs/>
+          <w:color w:val="000000" w:themeColor="text1"/>
+        </w:rPr>
+      </w:pPr>
+      <w:r>
+        <w:rPr>
+          <w:rFonts w:ascii="Constantia" w:hAnsi="Constantia" w:cstheme="minorHAnsi"/>
+          <w:i/>
+          <w:iCs/>
+          <w:color w:val="000000" w:themeColor="text1"/>
+        </w:rPr>
+        <w:t>Yuva AI For All                                                                                        2026 (June)</w:t>
+      </w:r>
+    </w:p>
+    <w:p>
+      <w:pPr>
+        <w:pStyle w:val="ListParagraph"/>
+        <w:numPr>
+          <w:ilvl w:val="0"/>
+          <w:numId w:val="5"/>
+        </w:numPr>
+        <w:rPr>
+          <w:rFonts w:ascii="Constantia" w:hAnsi="Constantia" w:cstheme="minorHAnsi"/>
+          <w:i/>
+          <w:iCs/>
+          <w:color w:val="000000" w:themeColor="text1"/>
+        </w:rPr>
+      </w:pPr>
+      <w:r>
+        <w:rPr>
+          <w:rFonts w:ascii="Constantia" w:hAnsi="Constantia" w:cstheme="minorHAnsi"/>
+          <w:i/>
+          <w:iCs/>
+          <w:color w:val="000000" w:themeColor="text1"/>
+        </w:rPr>
+        <w:t xml:space="preserve">50 Days Badge on </w:t>
+      </w:r>
+      <w:proofErr w:type="spellStart"/>
+      <w:r>
+        <w:rPr>
+          <w:rFonts w:ascii="Constantia" w:hAnsi="Constantia" w:cstheme="minorHAnsi"/>
+          <w:i/>
+          <w:iCs/>
+          <w:color w:val="000000" w:themeColor="text1"/>
+        </w:rPr>
+        <w:t>Leet</w:t>
+      </w:r>
+      <w:r>
+        <w:rPr>
+          <w:rFonts w:ascii="Constantia" w:hAnsi="Constantia" w:cstheme="minorHAnsi"/>
+          <w:i/>
+          <w:iCs/>
+          <w:color w:val="000000" w:themeColor="text1"/>
+        </w:rPr>
+        <w:t>C</w:t>
+      </w:r>
+      <w:r>
+        <w:rPr>
+          <w:rFonts w:ascii="Constantia" w:hAnsi="Constantia" w:cstheme="minorHAnsi"/>
+          <w:i/>
+          <w:iCs/>
+          <w:color w:val="000000" w:themeColor="text1"/>
+        </w:rPr>
+        <w:t>ode</w:t>
+      </w:r>
+      <w:proofErr w:type="spellEnd"/>
+      <w:r>
+        <w:rPr>
+          <w:rFonts w:ascii="Constantia" w:hAnsi="Constantia" w:cstheme="minorHAnsi"/>
+          <w:i/>
+          <w:iCs/>
+          <w:color w:val="000000" w:themeColor="text1"/>
+        </w:rPr>
+        <w:t xml:space="preserve">                                                                 2026 (June)</w:t>
+      </w:r>
+    </w:p>
+    <w:p>
+      <w:pPr>
+        <w:pStyle w:val="ListParagraph"/>
+        <w:numPr>
+          <w:ilvl w:val="0"/>
+          <w:numId w:val="5"/>
+        </w:numPr>
+        <w:rPr>
+          <w:rFonts w:ascii="Constantia" w:hAnsi="Constantia" w:cstheme="minorHAnsi"/>
+          <w:i/>
+          <w:iCs/>
+          <w:color w:val="000000" w:themeColor="text1"/>
+        </w:rPr>
+      </w:pPr>
+      <w:r>
+        <w:rPr>
+          <w:rFonts w:ascii="Constantia" w:hAnsi="Constantia" w:cstheme="minorHAnsi"/>
+          <w:i/>
+          <w:iCs/>
+          <w:color w:val="000000" w:themeColor="text1"/>
+        </w:rPr>
+        <w:t xml:space="preserve">Algorithm odyssey Coding </w:t>
+      </w:r>
+      <w:r>
+        <w:rPr>
+          <w:rFonts w:ascii="Constantia" w:hAnsi="Constantia" w:cstheme="minorHAnsi"/>
+          <w:i/>
+          <w:iCs/>
+          <w:color w:val="000000" w:themeColor="text1"/>
+        </w:rPr>
+        <w:t xml:space="preserve">Challenge    </w:t>
+      </w:r>
+      <w:r>
+        <w:rPr>
+          <w:rFonts w:ascii="Constantia" w:hAnsi="Constantia" w:cstheme="minorHAnsi"/>
+          <w:i/>
+          <w:iCs/>
+          <w:color w:val="000000" w:themeColor="text1"/>
+        </w:rPr>
+        <w:t xml:space="preserve">                                            </w:t>
+      </w:r>
+      <w:r>
+        <w:rPr>
+          <w:rFonts w:ascii="Constantia" w:hAnsi="Constantia" w:cstheme="minorHAnsi"/>
+          <w:i/>
+          <w:iCs/>
+          <w:color w:val="000000" w:themeColor="text1"/>
+        </w:rPr>
+        <w:t>RKGIT --</w:t>
+      </w:r>
+      <w:r>
+        <w:rPr>
+          <w:rFonts w:ascii="Constantia" w:hAnsi="Constantia" w:cstheme="minorHAnsi"/>
+          <w:i/>
+          <w:iCs/>
+          <w:color w:val="000000" w:themeColor="text1"/>
+        </w:rPr>
+        <w:t xml:space="preserve"> 202</w:t>
+      </w:r>
+      <w:r>
+        <w:rPr>
+          <w:rFonts w:ascii="Constantia" w:hAnsi="Constantia" w:cstheme="minorHAnsi"/>
+          <w:i/>
+          <w:iCs/>
+          <w:color w:val="000000" w:themeColor="text1"/>
+        </w:rPr>
+        <w:t>6</w:t>
       </w:r>
     </w:p>
     <w:p>
@@ -2133,7 +2928,25 @@
           <w:iCs/>
           <w:color w:val="000000" w:themeColor="text1"/>
         </w:rPr>
-        <w:t xml:space="preserve">Solved 120+ </w:t>
+        <w:t>Solved 1</w:t>
+      </w:r>
+      <w:r>
+        <w:rPr>
+          <w:rFonts w:ascii="Constantia" w:hAnsi="Constantia" w:cstheme="minorHAnsi"/>
+          <w:i/>
+          <w:iCs/>
+          <w:color w:val="000000" w:themeColor="text1"/>
+        </w:rPr>
+        <w:t>5</w:t>
+      </w:r>
+      <w:r>
+        <w:rPr>
+          <w:rFonts w:ascii="Constantia" w:hAnsi="Constantia" w:cstheme="minorHAnsi"/>
+          <w:i/>
+          <w:iCs/>
+          <w:color w:val="000000" w:themeColor="text1"/>
+        </w:rPr>
+        <w:t xml:space="preserve">0+ </w:t>
       </w:r>
       <w:proofErr w:type="gramStart"/>
       <w:r>
@@ -2153,27 +2966,7 @@
           <w:iCs/>
           <w:color w:val="000000" w:themeColor="text1"/>
         </w:rPr>
-        <w:t xml:space="preserve"> Algorithmic and </w:t>
-      </w:r>
-      <w:proofErr w:type="gramStart"/>
-      <w:r>
-        <w:rPr>
-          <w:rFonts w:ascii="Constantia" w:hAnsi="Constantia" w:cstheme="minorHAnsi"/>
-          <w:i/>
-          <w:iCs/>
-          <w:color w:val="000000" w:themeColor="text1"/>
-        </w:rPr>
-        <w:t>problem Solving</w:t>
-      </w:r>
-      <w:proofErr w:type="gramEnd"/>
-      <w:r>
-        <w:rPr>
-          <w:rFonts w:ascii="Constantia" w:hAnsi="Constantia" w:cstheme="minorHAnsi"/>
-          <w:i/>
-          <w:iCs/>
-          <w:color w:val="000000" w:themeColor="text1"/>
-        </w:rPr>
-        <w:t xml:space="preserve"> </w:t>
+        <w:t xml:space="preserve"> Algorithmic and problem Solving </w:t>
       </w:r>
       <w:proofErr w:type="gramStart"/>
       <w:r>
@@ -2261,7 +3054,7 @@
           <w:iCs/>
           <w:color w:val="000000" w:themeColor="text1"/>
         </w:rPr>
-        <w:t>6</w:t>
+        <w:t>10</w:t>
       </w:r>
       <w:r>
         <w:rPr>
@@ -2407,7 +3200,7 @@
           <w:iCs/>
           <w:color w:val="000000" w:themeColor="text1"/>
         </w:rPr>
-        <w:t>5</w:t>
+        <w:t>7</w:t>
       </w:r>
       <w:r>
         <w:rPr>
@@ -2426,7 +3219,25 @@
           <w:iCs/>
           <w:color w:val="000000" w:themeColor="text1"/>
         </w:rPr>
-        <w:t>Filed .</w:t>
+        <w:t>Fil</w:t>
+      </w:r>
+      <w:r>
+        <w:rPr>
+          <w:rFonts w:ascii="Constantia" w:hAnsi="Constantia" w:cstheme="minorHAnsi"/>
+          <w:i/>
+          <w:iCs/>
+          <w:color w:val="000000" w:themeColor="text1"/>
+        </w:rPr>
+        <w:t>l</w:t>
+      </w:r>
+      <w:r>
+        <w:rPr>
+          <w:rFonts w:ascii="Constantia" w:hAnsi="Constantia" w:cstheme="minorHAnsi"/>
+          <w:i/>
+          <w:iCs/>
+          <w:color w:val="000000" w:themeColor="text1"/>
+        </w:rPr>
+        <w:t>ed .</w:t>
       </w:r>
       <w:proofErr w:type="gramEnd"/>
     </w:p>
@@ -2455,6 +3266,7 @@
           <w:iCs/>
           <w:color w:val="000000" w:themeColor="text1"/>
         </w:rPr>
+        <w:lastRenderedPageBreak/>
         <w:t xml:space="preserve">Academic </w:t>
       </w:r>
       <w:proofErr w:type="gramStart"/>
@@ -2575,17 +3387,206 @@
           <w:iCs/>
           <w:color w:val="000000" w:themeColor="text1"/>
         </w:rPr>
-        <w:t xml:space="preserve"> 9 (completed 2 semester</w:t>
-      </w:r>
-      <w:proofErr w:type="gramStart"/>
-      <w:r>
-        <w:rPr>
-          <w:rFonts w:ascii="Constantia" w:hAnsi="Constantia" w:cstheme="minorHAnsi"/>
-          <w:i/>
-          <w:iCs/>
-          <w:color w:val="000000" w:themeColor="text1"/>
-        </w:rPr>
-        <w:t>) .</w:t>
+        <w:t xml:space="preserve"> 9 (completed 2 semester) </w:t>
+      </w:r>
+      <w:r>
+        <w:rPr>
+          <w:rFonts w:ascii="Constantia" w:hAnsi="Constantia" w:cstheme="minorHAnsi"/>
+          <w:i/>
+          <w:iCs/>
+          <w:color w:val="000000" w:themeColor="text1"/>
+        </w:rPr>
+        <w:t xml:space="preserve"> </w:t>
+      </w:r>
+    </w:p>
+    <w:p>
+      <w:pPr>
+        <w:pStyle w:val="ListParagraph"/>
+        <w:numPr>
+          <w:ilvl w:val="0"/>
+          <w:numId w:val="2"/>
+        </w:numPr>
+        <w:rPr>
+          <w:rFonts w:ascii="Constantia" w:hAnsi="Constantia" w:cstheme="minorHAnsi"/>
+          <w:b/>
+          <w:bCs/>
+          <w:i/>
+          <w:iCs/>
+          <w:color w:val="000000" w:themeColor="text1"/>
+        </w:rPr>
+      </w:pPr>
+      <w:r>
+        <w:rPr>
+          <w:rFonts w:ascii="Constantia" w:hAnsi="Constantia" w:cstheme="minorHAnsi"/>
+          <w:i/>
+          <w:iCs/>
+          <w:color w:val="000000" w:themeColor="text1"/>
+        </w:rPr>
+        <w:t xml:space="preserve"> </w:t>
+      </w:r>
+      <w:r>
+        <w:rPr>
+          <w:rFonts w:ascii="Constantia" w:hAnsi="Constantia" w:cstheme="minorHAnsi"/>
+          <w:b/>
+          <w:bCs/>
+          <w:i/>
+          <w:iCs/>
+          <w:color w:val="000000" w:themeColor="text1"/>
+        </w:rPr>
+        <w:t>Colle</w:t>
+      </w:r>
+      <w:r>
+        <w:rPr>
+          <w:rFonts w:ascii="Constantia" w:hAnsi="Constantia" w:cstheme="minorHAnsi"/>
+          <w:b/>
+          <w:bCs/>
+          <w:i/>
+          <w:iCs/>
+          <w:color w:val="000000" w:themeColor="text1"/>
+        </w:rPr>
+        <w:t>g</w:t>
+      </w:r>
+      <w:r>
+        <w:rPr>
+          <w:rFonts w:ascii="Constantia" w:hAnsi="Constantia" w:cstheme="minorHAnsi"/>
+          <w:b/>
+          <w:bCs/>
+          <w:i/>
+          <w:iCs/>
+          <w:color w:val="000000" w:themeColor="text1"/>
+        </w:rPr>
+        <w:t xml:space="preserve">e </w:t>
+      </w:r>
+      <w:proofErr w:type="gramStart"/>
+      <w:r>
+        <w:rPr>
+          <w:rFonts w:ascii="Constantia" w:hAnsi="Constantia" w:cstheme="minorHAnsi"/>
+          <w:b/>
+          <w:bCs/>
+          <w:i/>
+          <w:iCs/>
+          <w:color w:val="000000" w:themeColor="text1"/>
+        </w:rPr>
+        <w:t>Topper</w:t>
+      </w:r>
+      <w:r>
+        <w:rPr>
+          <w:rFonts w:ascii="Constantia" w:hAnsi="Constantia" w:cstheme="minorHAnsi"/>
+          <w:i/>
+          <w:iCs/>
+          <w:color w:val="000000" w:themeColor="text1"/>
+        </w:rPr>
+        <w:t xml:space="preserve"> :</w:t>
+      </w:r>
+      <w:proofErr w:type="gramEnd"/>
+      <w:r>
+        <w:rPr>
+          <w:rFonts w:ascii="Constantia" w:hAnsi="Constantia" w:cstheme="minorHAnsi"/>
+          <w:i/>
+          <w:iCs/>
+          <w:color w:val="000000" w:themeColor="text1"/>
+        </w:rPr>
+        <w:t xml:space="preserve"> </w:t>
+      </w:r>
+      <w:r>
+        <w:rPr>
+          <w:rFonts w:ascii="Constantia" w:hAnsi="Constantia" w:cstheme="minorHAnsi"/>
+          <w:i/>
+          <w:iCs/>
+          <w:color w:val="000000" w:themeColor="text1"/>
+        </w:rPr>
+        <w:t xml:space="preserve">One of the </w:t>
+      </w:r>
+      <w:r>
+        <w:rPr>
+          <w:rFonts w:ascii="Constantia" w:hAnsi="Constantia" w:cstheme="minorHAnsi"/>
+          <w:i/>
+          <w:iCs/>
+          <w:color w:val="000000" w:themeColor="text1"/>
+        </w:rPr>
+        <w:t>College Topper</w:t>
+      </w:r>
+      <w:r>
+        <w:rPr>
+          <w:rFonts w:ascii="Constantia" w:hAnsi="Constantia" w:cstheme="minorHAnsi"/>
+          <w:i/>
+          <w:iCs/>
+          <w:color w:val="000000" w:themeColor="text1"/>
+        </w:rPr>
+        <w:t xml:space="preserve"> </w:t>
+      </w:r>
+      <w:r>
+        <w:rPr>
+          <w:rFonts w:ascii="Constantia" w:hAnsi="Constantia" w:cstheme="minorHAnsi"/>
+          <w:i/>
+          <w:iCs/>
+          <w:color w:val="000000" w:themeColor="text1"/>
+        </w:rPr>
+        <w:t>with</w:t>
+      </w:r>
+      <w:r>
+        <w:rPr>
+          <w:rFonts w:ascii="Constantia" w:hAnsi="Constantia" w:cstheme="minorHAnsi"/>
+          <w:i/>
+          <w:iCs/>
+          <w:color w:val="000000" w:themeColor="text1"/>
+        </w:rPr>
+        <w:t xml:space="preserve"> overall</w:t>
+      </w:r>
+      <w:r>
+        <w:rPr>
+          <w:rFonts w:ascii="Constantia" w:hAnsi="Constantia" w:cstheme="minorHAnsi"/>
+          <w:i/>
+          <w:iCs/>
+          <w:color w:val="000000" w:themeColor="text1"/>
+        </w:rPr>
+        <w:t xml:space="preserve"> 92.50%</w:t>
+      </w:r>
+      <w:r>
+        <w:rPr>
+          <w:rFonts w:ascii="Constantia" w:hAnsi="Constantia" w:cstheme="minorHAnsi"/>
+          <w:i/>
+          <w:iCs/>
+          <w:color w:val="000000" w:themeColor="text1"/>
+        </w:rPr>
+        <w:t xml:space="preserve"> </w:t>
+      </w:r>
+      <w:r>
+        <w:rPr>
+          <w:rFonts w:ascii="Constantia" w:hAnsi="Constantia" w:cstheme="minorHAnsi"/>
+          <w:i/>
+          <w:iCs/>
+          <w:color w:val="000000" w:themeColor="text1"/>
+        </w:rPr>
+        <w:t xml:space="preserve">In first </w:t>
+      </w:r>
+      <w:proofErr w:type="gramStart"/>
+      <w:r>
+        <w:rPr>
+          <w:rFonts w:ascii="Constantia" w:hAnsi="Constantia" w:cstheme="minorHAnsi"/>
+          <w:i/>
+          <w:iCs/>
+          <w:color w:val="000000" w:themeColor="text1"/>
+        </w:rPr>
+        <w:t>year</w:t>
+      </w:r>
+      <w:r>
+        <w:rPr>
+          <w:rFonts w:ascii="Constantia" w:hAnsi="Constantia" w:cstheme="minorHAnsi"/>
+          <w:i/>
+          <w:iCs/>
+          <w:color w:val="000000" w:themeColor="text1"/>
+        </w:rPr>
+        <w:t xml:space="preserve"> </w:t>
+      </w:r>
+      <w:r>
+        <w:rPr>
+          <w:rFonts w:ascii="Constantia" w:hAnsi="Constantia" w:cstheme="minorHAnsi"/>
+          <w:i/>
+          <w:iCs/>
+          <w:color w:val="000000" w:themeColor="text1"/>
+        </w:rPr>
+        <w:t>.</w:t>
       </w:r>
       <w:proofErr w:type="gramEnd"/>
     </w:p>
